--- a/0-all/1-2025-2026/2-second-semester/2-G-2/3-week-3/4-worksheet/Computer Worksheet G2 W3 (Answer).docx
+++ b/0-all/1-2025-2026/2-second-semester/2-G-2/3-week-3/4-worksheet/Computer Worksheet G2 W3 (Answer).docx
@@ -357,6 +357,8 @@
         <w:jc w:val="center"/>
         <w:rPr>
           <w:rFonts w:ascii="Lucida Bright" w:hAnsi="Lucida Bright"/>
+          <w:b/>
+          <w:bCs/>
           <w:sz w:val="36"/>
           <w:szCs w:val="36"/>
         </w:rPr>
@@ -485,6 +487,296 @@
           <w:bCs/>
           <w:sz w:val="36"/>
           <w:szCs w:val="36"/>
+          <w:u w:val="single"/>
+        </w:rPr>
+      </w:pPr>
+      <w:r>
+        <w:rPr>
+          <w:rFonts w:ascii="Lucida Bright" w:hAnsi="Lucida Bright"/>
+          <w:b/>
+          <w:bCs/>
+          <w:sz w:val="36"/>
+          <w:szCs w:val="36"/>
+          <w:u w:val="single"/>
+        </w:rPr>
+        <w:t xml:space="preserve">Question A: State whether </w:t>
+      </w:r>
+      <w:proofErr w:type="gramStart"/>
+      <w:r>
+        <w:rPr>
+          <w:rFonts w:ascii="Lucida Bright" w:hAnsi="Lucida Bright"/>
+          <w:b/>
+          <w:bCs/>
+          <w:sz w:val="36"/>
+          <w:szCs w:val="36"/>
+          <w:u w:val="single"/>
+        </w:rPr>
+        <w:t xml:space="preserve">( </w:t>
+      </w:r>
+      <w:r>
+        <w:rPr>
+          <w:rFonts w:ascii="Lucida Bright" w:hAnsi="Lucida Bright"/>
+          <w:b/>
+          <w:bCs/>
+          <w:sz w:val="36"/>
+          <w:szCs w:val="36"/>
+          <w:u w:val="single"/>
+        </w:rPr>
+        <w:t>True</w:t>
+      </w:r>
+      <w:proofErr w:type="gramEnd"/>
+      <w:r>
+        <w:rPr>
+          <w:rFonts w:ascii="Lucida Bright" w:hAnsi="Lucida Bright"/>
+          <w:b/>
+          <w:bCs/>
+          <w:sz w:val="36"/>
+          <w:szCs w:val="36"/>
+          <w:u w:val="single"/>
+        </w:rPr>
+        <w:t xml:space="preserve"> )</w:t>
+      </w:r>
+      <w:r>
+        <w:rPr>
+          <w:rFonts w:ascii="Lucida Bright" w:hAnsi="Lucida Bright"/>
+          <w:b/>
+          <w:bCs/>
+          <w:sz w:val="36"/>
+          <w:szCs w:val="36"/>
+          <w:u w:val="single"/>
+        </w:rPr>
+        <w:t xml:space="preserve"> or </w:t>
+      </w:r>
+      <w:proofErr w:type="gramStart"/>
+      <w:r>
+        <w:rPr>
+          <w:rFonts w:ascii="Lucida Bright" w:hAnsi="Lucida Bright"/>
+          <w:b/>
+          <w:bCs/>
+          <w:sz w:val="36"/>
+          <w:szCs w:val="36"/>
+          <w:u w:val="single"/>
+        </w:rPr>
+        <w:t xml:space="preserve">( </w:t>
+      </w:r>
+      <w:r>
+        <w:rPr>
+          <w:rFonts w:ascii="Lucida Bright" w:hAnsi="Lucida Bright"/>
+          <w:b/>
+          <w:bCs/>
+          <w:sz w:val="36"/>
+          <w:szCs w:val="36"/>
+          <w:u w:val="single"/>
+        </w:rPr>
+        <w:t>False</w:t>
+      </w:r>
+      <w:proofErr w:type="gramEnd"/>
+      <w:r>
+        <w:rPr>
+          <w:rFonts w:ascii="Lucida Bright" w:hAnsi="Lucida Bright"/>
+          <w:b/>
+          <w:bCs/>
+          <w:sz w:val="36"/>
+          <w:szCs w:val="36"/>
+          <w:u w:val="single"/>
+        </w:rPr>
+        <w:t xml:space="preserve"> )</w:t>
+      </w:r>
+    </w:p>
+    <w:p>
+      <w:pPr>
+        <w:bidi w:val="0"/>
+        <w:rPr>
+          <w:rFonts w:ascii="Lucida Bright" w:hAnsi="Lucida Bright"/>
+          <w:b/>
+          <w:bCs/>
+          <w:sz w:val="36"/>
+          <w:szCs w:val="36"/>
+          <w:rtl/>
+        </w:rPr>
+      </w:pPr>
+    </w:p>
+    <w:p>
+      <w:pPr>
+        <w:pStyle w:val="ListParagraph"/>
+        <w:numPr>
+          <w:ilvl w:val="0"/>
+          <w:numId w:val="1"/>
+        </w:numPr>
+        <w:bidi w:val="0"/>
+        <w:rPr>
+          <w:rFonts w:ascii="Lucida Bright" w:hAnsi="Lucida Bright"/>
+          <w:b/>
+          <w:bCs/>
+          <w:sz w:val="36"/>
+          <w:szCs w:val="36"/>
+        </w:rPr>
+      </w:pPr>
+      <w:r>
+        <w:rPr>
+          <w:rFonts w:ascii="Lucida Bright" w:hAnsi="Lucida Bright"/>
+          <w:b/>
+          <w:bCs/>
+          <w:sz w:val="36"/>
+          <w:szCs w:val="36"/>
+        </w:rPr>
+        <w:t>To capture an image is an art called photography.</w:t>
+      </w:r>
+    </w:p>
+    <w:p>
+      <w:pPr>
+        <w:pStyle w:val="ListParagraph"/>
+        <w:bidi w:val="0"/>
+        <w:rPr>
+          <w:rFonts w:ascii="Lucida Bright" w:hAnsi="Lucida Bright"/>
+          <w:b/>
+          <w:bCs/>
+          <w:sz w:val="36"/>
+          <w:szCs w:val="36"/>
+        </w:rPr>
+      </w:pPr>
+      <w:r>
+        <w:rPr>
+          <w:rFonts w:ascii="Lucida Bright" w:hAnsi="Lucida Bright"/>
+          <w:b/>
+          <w:bCs/>
+          <w:noProof/>
+          <w:sz w:val="36"/>
+          <w:szCs w:val="36"/>
+        </w:rPr>
+        <mc:AlternateContent>
+          <mc:Choice Requires="wps">
+            <w:drawing>
+              <wp:anchor distT="0" distB="0" distL="114300" distR="114300" simplePos="0" relativeHeight="251660288" behindDoc="0" locked="0" layoutInCell="1" allowOverlap="1" wp14:anchorId="49FC5676" wp14:editId="43F875D2">
+                <wp:simplePos x="0" y="0"/>
+                <wp:positionH relativeFrom="column">
+                  <wp:posOffset>526473</wp:posOffset>
+                </wp:positionH>
+                <wp:positionV relativeFrom="paragraph">
+                  <wp:posOffset>178435</wp:posOffset>
+                </wp:positionV>
+                <wp:extent cx="1094509" cy="477982"/>
+                <wp:effectExtent l="0" t="0" r="10795" b="17780"/>
+                <wp:wrapNone/>
+                <wp:docPr id="1868241751" name="Rectangle 2"/>
+                <wp:cNvGraphicFramePr/>
+                <a:graphic xmlns:a="http://schemas.openxmlformats.org/drawingml/2006/main">
+                  <a:graphicData uri="http://schemas.microsoft.com/office/word/2010/wordprocessingShape">
+                    <wps:wsp>
+                      <wps:cNvSpPr/>
+                      <wps:spPr>
+                        <a:xfrm>
+                          <a:off x="0" y="0"/>
+                          <a:ext cx="1094509" cy="477982"/>
+                        </a:xfrm>
+                        <a:prstGeom prst="rect">
+                          <a:avLst/>
+                        </a:prstGeom>
+                        <a:noFill/>
+                      </wps:spPr>
+                      <wps:style>
+                        <a:lnRef idx="2">
+                          <a:schemeClr val="accent1">
+                            <a:shade val="15000"/>
+                          </a:schemeClr>
+                        </a:lnRef>
+                        <a:fillRef idx="1">
+                          <a:schemeClr val="accent1"/>
+                        </a:fillRef>
+                        <a:effectRef idx="0">
+                          <a:schemeClr val="accent1"/>
+                        </a:effectRef>
+                        <a:fontRef idx="minor">
+                          <a:schemeClr val="lt1"/>
+                        </a:fontRef>
+                      </wps:style>
+                      <wps:bodyPr rot="0" spcFirstLastPara="0" vertOverflow="overflow" horzOverflow="overflow" vert="horz" wrap="square" lIns="91440" tIns="45720" rIns="91440" bIns="45720" numCol="1" spcCol="0" rtlCol="1" fromWordArt="0" anchor="ctr" anchorCtr="0" forceAA="0" compatLnSpc="1">
+                        <a:prstTxWarp prst="textNoShape">
+                          <a:avLst/>
+                        </a:prstTxWarp>
+                        <a:noAutofit/>
+                      </wps:bodyPr>
+                    </wps:wsp>
+                  </a:graphicData>
+                </a:graphic>
+              </wp:anchor>
+            </w:drawing>
+          </mc:Choice>
+          <mc:Fallback>
+            <w:pict>
+              <v:rect w14:anchorId="794161D7" id="Rectangle 2" o:spid="_x0000_s1026" style="position:absolute;left:0;text-align:left;margin-left:41.45pt;margin-top:14.05pt;width:86.2pt;height:37.65pt;z-index:251660288;visibility:visible;mso-wrap-style:square;mso-wrap-distance-left:9pt;mso-wrap-distance-top:0;mso-wrap-distance-right:9pt;mso-wrap-distance-bottom:0;mso-position-horizontal:absolute;mso-position-horizontal-relative:text;mso-position-vertical:absolute;mso-position-vertical-relative:text;v-text-anchor:middle" o:gfxdata="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" filled="f" strokecolor="#0a121c [484]" strokeweight="2pt"/>
+            </w:pict>
+          </mc:Fallback>
+        </mc:AlternateContent>
+      </w:r>
+    </w:p>
+    <w:p>
+      <w:pPr>
+        <w:pStyle w:val="ListParagraph"/>
+        <w:numPr>
+          <w:ilvl w:val="1"/>
+          <w:numId w:val="1"/>
+        </w:numPr>
+        <w:bidi w:val="0"/>
+        <w:rPr>
+          <w:rFonts w:ascii="Lucida Bright" w:hAnsi="Lucida Bright"/>
+          <w:b/>
+          <w:bCs/>
+          <w:sz w:val="36"/>
+          <w:szCs w:val="36"/>
+        </w:rPr>
+      </w:pPr>
+      <w:r>
+        <w:rPr>
+          <w:rFonts w:ascii="Lucida Bright" w:hAnsi="Lucida Bright"/>
+          <w:b/>
+          <w:bCs/>
+          <w:sz w:val="36"/>
+          <w:szCs w:val="36"/>
+        </w:rPr>
+        <w:t xml:space="preserve">True </w:t>
+      </w:r>
+      <w:r>
+        <w:rPr>
+          <w:rFonts w:ascii="Lucida Bright" w:hAnsi="Lucida Bright"/>
+          <w:b/>
+          <w:bCs/>
+          <w:sz w:val="36"/>
+          <w:szCs w:val="36"/>
+        </w:rPr>
+        <w:tab/>
+      </w:r>
+      <w:r>
+        <w:rPr>
+          <w:rFonts w:ascii="Lucida Bright" w:hAnsi="Lucida Bright"/>
+          <w:b/>
+          <w:bCs/>
+          <w:sz w:val="36"/>
+          <w:szCs w:val="36"/>
+        </w:rPr>
+        <w:tab/>
+      </w:r>
+      <w:r>
+        <w:rPr>
+          <w:rFonts w:ascii="Lucida Bright" w:hAnsi="Lucida Bright"/>
+          <w:b/>
+          <w:bCs/>
+          <w:sz w:val="36"/>
+          <w:szCs w:val="36"/>
+        </w:rPr>
+        <w:tab/>
+        <w:t>b. False</w:t>
+      </w:r>
+    </w:p>
+    <w:p>
+      <w:pPr>
+        <w:bidi w:val="0"/>
+        <w:rPr>
+          <w:rFonts w:ascii="Lucida Bright" w:hAnsi="Lucida Bright"/>
+          <w:b/>
+          <w:bCs/>
+          <w:sz w:val="36"/>
+          <w:szCs w:val="36"/>
         </w:rPr>
       </w:pPr>
     </w:p>
@@ -493,25 +785,15 @@
         <w:bidi w:val="0"/>
         <w:rPr>
           <w:rFonts w:ascii="Lucida Bright" w:hAnsi="Lucida Bright"/>
-          <w:b/>
-          <w:bCs/>
           <w:sz w:val="36"/>
           <w:szCs w:val="36"/>
         </w:rPr>
       </w:pPr>
-    </w:p>
-    <w:p>
-      <w:pPr>
-        <w:bidi w:val="0"/>
-        <w:rPr>
-          <w:rFonts w:ascii="Lucida Bright" w:hAnsi="Lucida Bright"/>
-          <w:sz w:val="36"/>
-          <w:szCs w:val="36"/>
-        </w:rPr>
-      </w:pPr>
-      <w:r>
-        <w:rPr>
-          <w:rFonts w:ascii="Lucida Bright" w:hAnsi="Lucida Bright"/>
+      <w:r>
+        <w:rPr>
+          <w:rFonts w:ascii="Lucida Bright" w:hAnsi="Lucida Bright"/>
+          <w:b/>
+          <w:bCs/>
           <w:noProof/>
           <w:sz w:val="36"/>
           <w:szCs w:val="36"/>
@@ -519,18 +801,18 @@
         <mc:AlternateContent>
           <mc:Choice Requires="wps">
             <w:drawing>
-              <wp:anchor distT="45720" distB="45720" distL="114300" distR="114300" simplePos="0" relativeHeight="251661312" behindDoc="0" locked="0" layoutInCell="1" allowOverlap="1" wp14:anchorId="59FAC667" wp14:editId="7CFBFE68">
+              <wp:anchor distT="45720" distB="45720" distL="114300" distR="114300" simplePos="0" relativeHeight="251662336" behindDoc="0" locked="0" layoutInCell="1" allowOverlap="1" wp14:anchorId="149DC10E" wp14:editId="2828B3E7">
                 <wp:simplePos x="0" y="0"/>
                 <wp:positionH relativeFrom="column">
-                  <wp:posOffset>1490677</wp:posOffset>
+                  <wp:posOffset>1620001</wp:posOffset>
                 </wp:positionH>
                 <wp:positionV relativeFrom="paragraph">
-                  <wp:posOffset>2735111</wp:posOffset>
+                  <wp:posOffset>2708448</wp:posOffset>
                 </wp:positionV>
-                <wp:extent cx="850265" cy="1404620"/>
-                <wp:effectExtent l="0" t="0" r="0" b="3175"/>
+                <wp:extent cx="736023" cy="1032163"/>
+                <wp:effectExtent l="0" t="0" r="0" b="0"/>
                 <wp:wrapNone/>
-                <wp:docPr id="1104127897" name="Text Box 2"/>
+                <wp:docPr id="470202734" name="Text Box 2"/>
                 <wp:cNvGraphicFramePr>
                   <a:graphicFrameLocks xmlns:a="http://schemas.openxmlformats.org/drawingml/2006/main"/>
                 </wp:cNvGraphicFramePr>
@@ -543,7 +825,7 @@
                       <wps:spPr bwMode="auto">
                         <a:xfrm>
                           <a:off x="0" y="0"/>
-                          <a:ext cx="850265" cy="1404620"/>
+                          <a:ext cx="736023" cy="1032163"/>
                         </a:xfrm>
                         <a:prstGeom prst="rect">
                           <a:avLst/>
@@ -560,6 +842,8 @@
                         <w:txbxContent>
                           <w:p>
                             <w:pPr>
+                              <w:bidi w:val="0"/>
+                              <w:jc w:val="center"/>
                               <w:rPr>
                                 <w:sz w:val="96"/>
                                 <w:szCs w:val="96"/>
@@ -571,13 +855,13 @@
                                 <w:sz w:val="96"/>
                                 <w:szCs w:val="96"/>
                               </w:rPr>
-                              <w:t>✔</w:t>
+                              <w:t>✔️</w:t>
                             </w:r>
                           </w:p>
                         </w:txbxContent>
                       </wps:txbx>
                       <wps:bodyPr rot="0" vert="horz" wrap="square" lIns="91440" tIns="45720" rIns="91440" bIns="45720" anchor="t" anchorCtr="0">
-                        <a:spAutoFit/>
+                        <a:noAutofit/>
                       </wps:bodyPr>
                     </wps:wsp>
                   </a:graphicData>
@@ -586,22 +870,24 @@
                   <wp14:pctWidth>0</wp14:pctWidth>
                 </wp14:sizeRelH>
                 <wp14:sizeRelV relativeFrom="margin">
-                  <wp14:pctHeight>20000</wp14:pctHeight>
+                  <wp14:pctHeight>0</wp14:pctHeight>
                 </wp14:sizeRelV>
               </wp:anchor>
             </w:drawing>
           </mc:Choice>
           <mc:Fallback>
             <w:pict>
-              <v:shapetype w14:anchorId="59FAC667" id="_x0000_t202" coordsize="21600,21600" o:spt="202" path="m,l,21600r21600,l21600,xe">
+              <v:shapetype w14:anchorId="149DC10E" id="_x0000_t202" coordsize="21600,21600" o:spt="202" path="m,l,21600r21600,l21600,xe">
                 <v:stroke joinstyle="miter"/>
                 <v:path gradientshapeok="t" o:connecttype="rect"/>
               </v:shapetype>
-              <v:shape id="Text Box 2" o:spid="_x0000_s1026" type="#_x0000_t202" style="position:absolute;margin-left:117.4pt;margin-top:215.35pt;width:66.95pt;height:110.6pt;z-index:251661312;visibility:visible;mso-wrap-style:square;mso-width-percent:0;mso-height-percent:200;mso-wrap-distance-left:9pt;mso-wrap-distance-top:3.6pt;mso-wrap-distance-right:9pt;mso-wrap-distance-bottom:3.6pt;mso-position-horizontal:absolute;mso-position-horizontal-relative:text;mso-position-vertical:absolute;mso-position-vertical-relative:text;mso-width-percent:0;mso-height-percent:200;mso-width-relative:margin;mso-height-relative:margin;v-text-anchor:top" o:gfxdata="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" filled="f" stroked="f">
-                <v:textbox style="mso-fit-shape-to-text:t">
+              <v:shape id="Text Box 2" o:spid="_x0000_s1026" type="#_x0000_t202" style="position:absolute;margin-left:127.55pt;margin-top:213.25pt;width:57.95pt;height:81.25pt;z-index:251662336;visibility:visible;mso-wrap-style:square;mso-width-percent:0;mso-height-percent:0;mso-wrap-distance-left:9pt;mso-wrap-distance-top:3.6pt;mso-wrap-distance-right:9pt;mso-wrap-distance-bottom:3.6pt;mso-position-horizontal:absolute;mso-position-horizontal-relative:text;mso-position-vertical:absolute;mso-position-vertical-relative:text;mso-width-percent:0;mso-height-percent:0;mso-width-relative:margin;mso-height-relative:margin;v-text-anchor:top" o:gfxdata="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" filled="f" stroked="f">
+                <v:textbox>
                   <w:txbxContent>
                     <w:p>
                       <w:pPr>
+                        <w:bidi w:val="0"/>
+                        <w:jc w:val="center"/>
                         <w:rPr>
                           <w:sz w:val="96"/>
                           <w:szCs w:val="96"/>
@@ -613,7 +899,7 @@
                           <w:sz w:val="96"/>
                           <w:szCs w:val="96"/>
                         </w:rPr>
-                        <w:t>✔</w:t>
+                        <w:t>✔️</w:t>
                       </w:r>
                     </w:p>
                   </w:txbxContent>
@@ -646,7 +932,7 @@
                     <pic:cNvPicPr/>
                   </pic:nvPicPr>
                   <pic:blipFill>
-                    <a:blip r:embed="rId7">
+                    <a:blip r:embed="rId8">
                       <a:extLst>
                         <a:ext uri="{28A0092B-C50C-407E-A947-70E740481C1C}">
                           <a14:useLocalDpi xmlns:a14="http://schemas.microsoft.com/office/drawing/2010/main" val="0"/>
@@ -692,13 +978,13 @@
         <mc:AlternateContent>
           <mc:Choice Requires="wps">
             <w:drawing>
-              <wp:anchor distT="45720" distB="45720" distL="114300" distR="114300" simplePos="0" relativeHeight="251659264" behindDoc="0" locked="0" layoutInCell="1" allowOverlap="1" wp14:anchorId="119AA866" wp14:editId="3CE9E2BC">
+              <wp:anchor distT="45720" distB="45720" distL="114300" distR="114300" simplePos="0" relativeHeight="251659264" behindDoc="0" locked="0" layoutInCell="1" allowOverlap="1" wp14:anchorId="119AA866" wp14:editId="526C9D81">
                 <wp:simplePos x="0" y="0"/>
                 <wp:positionH relativeFrom="column">
-                  <wp:posOffset>2295525</wp:posOffset>
+                  <wp:posOffset>2260889</wp:posOffset>
                 </wp:positionH>
                 <wp:positionV relativeFrom="paragraph">
-                  <wp:posOffset>1680954</wp:posOffset>
+                  <wp:posOffset>624032</wp:posOffset>
                 </wp:positionV>
                 <wp:extent cx="2360930" cy="1404620"/>
                 <wp:effectExtent l="0" t="0" r="19050" b="27940"/>
@@ -775,7 +1061,7 @@
           </mc:Choice>
           <mc:Fallback>
             <w:pict>
-              <v:shape w14:anchorId="119AA866" id="_x0000_s1027" type="#_x0000_t202" style="position:absolute;margin-left:180.75pt;margin-top:132.35pt;width:185.9pt;height:110.6pt;z-index:251659264;visibility:visible;mso-wrap-style:square;mso-width-percent:400;mso-height-percent:200;mso-wrap-distance-left:9pt;mso-wrap-distance-top:3.6pt;mso-wrap-distance-right:9pt;mso-wrap-distance-bottom:3.6pt;mso-position-horizontal:absolute;mso-position-horizontal-relative:text;mso-position-vertical:absolute;mso-position-vertical-relative:text;mso-width-percent:400;mso-height-percent:200;mso-width-relative:margin;mso-height-relative:margin;v-text-anchor:top" o:gfxdata="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" filled="f">
+              <v:shape w14:anchorId="119AA866" id="_x0000_s1027" type="#_x0000_t202" style="position:absolute;margin-left:178pt;margin-top:49.15pt;width:185.9pt;height:110.6pt;z-index:251659264;visibility:visible;mso-wrap-style:square;mso-width-percent:400;mso-height-percent:200;mso-wrap-distance-left:9pt;mso-wrap-distance-top:3.6pt;mso-wrap-distance-right:9pt;mso-wrap-distance-bottom:3.6pt;mso-position-horizontal:absolute;mso-position-horizontal-relative:text;mso-position-vertical:absolute;mso-position-vertical-relative:text;mso-width-percent:400;mso-height-percent:200;mso-width-relative:margin;mso-height-relative:margin;v-text-anchor:top" o:gfxdata="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" filled="f">
                 <v:textbox style="mso-fit-shape-to-text:t">
                   <w:txbxContent>
                     <w:p>
@@ -811,7 +1097,7 @@
       </w:r>
     </w:p>
     <w:sectPr>
-      <w:headerReference w:type="default" r:id="rId8"/>
+      <w:headerReference w:type="default" r:id="rId9"/>
       <w:pgSz w:w="12240" w:h="15840"/>
       <w:pgMar w:top="720" w:right="720" w:bottom="720" w:left="720" w:header="720" w:footer="720" w:gutter="0"/>
       <w:pgBorders w:offsetFrom="page">
@@ -920,6 +1206,103 @@
     </w:r>
   </w:p>
 </w:hdr>
+</file>
+
+<file path=word/numbering.xml><?xml version="1.0" encoding="utf-8"?>
+<w:numbering xmlns:wpc="http://schemas.microsoft.com/office/word/2010/wordprocessingCanvas" xmlns:cx="http://schemas.microsoft.com/office/drawing/2014/chartex" xmlns:cx1="http://schemas.microsoft.com/office/drawing/2015/9/8/chartex" xmlns:cx2="http://schemas.microsoft.com/office/drawing/2015/10/21/chartex" xmlns:cx3="http://schemas.microsoft.com/office/drawing/2016/5/9/chartex" xmlns:cx4="http://schemas.microsoft.com/office/drawing/2016/5/10/chartex" xmlns:cx5="http://schemas.microsoft.com/office/drawing/2016/5/11/chartex" xmlns:cx6="http://schemas.microsoft.com/office/drawing/2016/5/12/chartex" xmlns:cx7="http://schemas.microsoft.com/office/drawing/2016/5/13/chartex" xmlns:cx8="http://schemas.microsoft.com/office/drawing/2016/5/14/chartex" xmlns:mc="http://schemas.openxmlformats.org/markup-compatibility/2006" xmlns:aink="http://schemas.microsoft.com/office/drawing/2016/ink" xmlns:am3d="http://schemas.microsoft.com/office/drawing/2017/model3d" xmlns:o="urn:schemas-microsoft-com:office:office" xmlns:oel="http://schemas.microsoft.com/office/2019/extlst" xmlns:r="http://schemas.openxmlformats.org/officeDocument/2006/relationships" xmlns:m="http://schemas.openxmlformats.org/officeDocument/2006/math" xmlns:v="urn:schemas-microsoft-com:vml" xmlns:wp14="http://schemas.microsoft.com/office/word/2010/wordprocessingDrawing" xmlns:wp="http://schemas.openxmlformats.org/drawingml/2006/wordprocessingDrawing" xmlns:w10="urn:schemas-microsoft-com:office:word" xmlns:w="http://schemas.openxmlformats.org/wordprocessingml/2006/main" xmlns:w14="http://schemas.microsoft.com/office/word/2010/wordml" xmlns:w15="http://schemas.microsoft.com/office/word/2012/wordml" xmlns:w16cex="http://schemas.microsoft.com/office/word/2018/wordml/cex" xmlns:w16cid="http://schemas.microsoft.com/office/word/2016/wordml/cid" xmlns:w16="http://schemas.microsoft.com/office/word/2018/wordml" xmlns:w16du="http://schemas.microsoft.com/office/word/2023/wordml/word16du" xmlns:w16sdtdh="http://schemas.microsoft.com/office/word/2020/wordml/sdtdatahash" xmlns:w16sdtfl="http://schemas.microsoft.com/office/word/2024/wordml/sdtformatlock" xmlns:w16se="http://schemas.microsoft.com/office/word/2015/wordml/symex" xmlns:wpg="http://schemas.microsoft.com/office/word/2010/wordprocessingGroup" xmlns:wpi="http://schemas.microsoft.com/office/word/2010/wordprocessingInk" xmlns:wne="http://schemas.microsoft.com/office/word/2006/wordml" xmlns:wps="http://schemas.microsoft.com/office/word/2010/wordprocessingShape" mc:Ignorable="w14 w15 w16se w16cid w16 w16cex w16sdtdh w16sdtfl w16du wp14">
+  <w:abstractNum w:abstractNumId="0" w15:restartNumberingAfterBreak="0">
+    <w:nsid w:val="31927B7B"/>
+    <w:multiLevelType w:val="hybridMultilevel"/>
+    <w:tmpl w:val="03203ED4"/>
+    <w:lvl w:ilvl="0" w:tplc="AF364958">
+      <w:start w:val="1"/>
+      <w:numFmt w:val="decimal"/>
+      <w:lvlText w:val="%1)"/>
+      <w:lvlJc w:val="right"/>
+      <w:pPr>
+        <w:ind w:left="720" w:hanging="360"/>
+      </w:pPr>
+      <w:rPr>
+        <w:rFonts w:hint="default"/>
+      </w:rPr>
+    </w:lvl>
+    <w:lvl w:ilvl="1" w:tplc="04090019">
+      <w:start w:val="1"/>
+      <w:numFmt w:val="lowerLetter"/>
+      <w:lvlText w:val="%2."/>
+      <w:lvlJc w:val="left"/>
+      <w:pPr>
+        <w:ind w:left="1440" w:hanging="360"/>
+      </w:pPr>
+    </w:lvl>
+    <w:lvl w:ilvl="2" w:tplc="0409001B" w:tentative="1">
+      <w:start w:val="1"/>
+      <w:numFmt w:val="lowerRoman"/>
+      <w:lvlText w:val="%3."/>
+      <w:lvlJc w:val="right"/>
+      <w:pPr>
+        <w:ind w:left="2160" w:hanging="180"/>
+      </w:pPr>
+    </w:lvl>
+    <w:lvl w:ilvl="3" w:tplc="0409000F" w:tentative="1">
+      <w:start w:val="1"/>
+      <w:numFmt w:val="decimal"/>
+      <w:lvlText w:val="%4."/>
+      <w:lvlJc w:val="left"/>
+      <w:pPr>
+        <w:ind w:left="2880" w:hanging="360"/>
+      </w:pPr>
+    </w:lvl>
+    <w:lvl w:ilvl="4" w:tplc="04090019" w:tentative="1">
+      <w:start w:val="1"/>
+      <w:numFmt w:val="lowerLetter"/>
+      <w:lvlText w:val="%5."/>
+      <w:lvlJc w:val="left"/>
+      <w:pPr>
+        <w:ind w:left="3600" w:hanging="360"/>
+      </w:pPr>
+    </w:lvl>
+    <w:lvl w:ilvl="5" w:tplc="0409001B" w:tentative="1">
+      <w:start w:val="1"/>
+      <w:numFmt w:val="lowerRoman"/>
+      <w:lvlText w:val="%6."/>
+      <w:lvlJc w:val="right"/>
+      <w:pPr>
+        <w:ind w:left="4320" w:hanging="180"/>
+      </w:pPr>
+    </w:lvl>
+    <w:lvl w:ilvl="6" w:tplc="0409000F" w:tentative="1">
+      <w:start w:val="1"/>
+      <w:numFmt w:val="decimal"/>
+      <w:lvlText w:val="%7."/>
+      <w:lvlJc w:val="left"/>
+      <w:pPr>
+        <w:ind w:left="5040" w:hanging="360"/>
+      </w:pPr>
+    </w:lvl>
+    <w:lvl w:ilvl="7" w:tplc="04090019" w:tentative="1">
+      <w:start w:val="1"/>
+      <w:numFmt w:val="lowerLetter"/>
+      <w:lvlText w:val="%8."/>
+      <w:lvlJc w:val="left"/>
+      <w:pPr>
+        <w:ind w:left="5760" w:hanging="360"/>
+      </w:pPr>
+    </w:lvl>
+    <w:lvl w:ilvl="8" w:tplc="0409001B" w:tentative="1">
+      <w:start w:val="1"/>
+      <w:numFmt w:val="lowerRoman"/>
+      <w:lvlText w:val="%9."/>
+      <w:lvlJc w:val="right"/>
+      <w:pPr>
+        <w:ind w:left="6480" w:hanging="180"/>
+      </w:pPr>
+    </w:lvl>
+  </w:abstractNum>
+  <w:num w:numId="1" w16cid:durableId="1112625458">
+    <w:abstractNumId w:val="0"/>
+  </w:num>
+</w:numbering>
 </file>
 
 <file path=word/styles.xml><?xml version="1.0" encoding="utf-8"?>
@@ -1464,6 +1847,17 @@
       </w:tblBorders>
     </w:tblPr>
   </w:style>
+  <w:style w:type="paragraph" w:styleId="ListParagraph">
+    <w:name w:val="List Paragraph"/>
+    <w:basedOn w:val="Normal"/>
+    <w:uiPriority w:val="34"/>
+    <w:qFormat/>
+    <w:rsid w:val="00BB0C79"/>
+    <w:pPr>
+      <w:ind w:left="720"/>
+      <w:contextualSpacing/>
+    </w:pPr>
+  </w:style>
 </w:styles>
 </file>
 
